--- a/Xceed.Words.NET.Examples/Samples/Chart/Output/LineChart.docx
+++ b/Xceed.Words.NET.Examples/Samples/Chart/Output/LineChart.docx
@@ -9,7 +9,7 @@
       </w:pPr>
       <w:r>
         <w:rPr>
-          <w:lang w:val="en-US"/>
+          <w:lang w:val="en-CA"/>
           <w:sz w:val="30"/>
           <w:szCs w:val="30"/>
         </w:rPr>
@@ -22,7 +22,7 @@
       </w:pPr>
       <w:r>
         <w:rPr>
-          <w:lang w:val="en-US"/>
+          <w:lang w:val="en-CA"/>
           <w:sz w:val="30"/>
           <w:szCs w:val="30"/>
         </w:rPr>
@@ -68,7 +68,7 @@
         <w:rFonts w:asciiTheme="minorHAnsi" w:eastAsiaTheme="minorHAnsi" w:hAnsiTheme="minorHAnsi" w:cstheme="minorBidi"/>
         <w:sz w:val="22"/>
         <w:szCs w:val="22"/>
-        <w:lang w:val="en-US" w:eastAsia="en-US" w:bidi="ar-SA"/>
+        <w:lang w:val="en-CA" w:eastAsia="en-US" w:bidi="ar-SA"/>
       </w:rPr>
     </w:rPrDefault>
     <w:pPrDefault/>
@@ -665,6 +665,7 @@
       <c:lineChart xmlns:c="http://schemas.openxmlformats.org/drawingml/2006/chart">
         <c:grouping val="standard"/>
         <c:dLbls xmlns:c="http://schemas.openxmlformats.org/drawingml/2006/chart">
+          <c:dLblPos val="ctr"/>
           <c:showLegendKey val="0"/>
           <c:showVal val="0"/>
           <c:showCatName val="0"/>
